--- a/8.Project Demonstration/Project Demo Planning.docx
+++ b/8.Project Demonstration/Project Demo Planning.docx
@@ -15,31 +15,17 @@
         <w:pStyle w:val="Heading2"/>
       </w:pPr>
       <w:r>
-        <w:t>1. Objectives</w:t>
+        <w:t>1. Overview</w:t>
       </w:r>
     </w:p>
     <w:p>
-      <w:pPr>
-        <w:pStyle w:val="ListBullet"/>
-      </w:pPr>
       <w:r>
-        <w:t>Present the end-to-end Machine Learning pipeline to evaluators and stakeholders.</w:t>
+        <w:t>This document specifies the demonstration flow, scenarios, and outputs of the HDI Prediction System, illustrating its prediction accuracy and user interface features.</w:t>
       </w:r>
     </w:p>
     <w:p>
-      <w:pPr>
-        <w:pStyle w:val="ListBullet"/>
-      </w:pPr>
       <w:r>
-        <w:t>Show the problem-solution fit using live prediction scenarios.</w:t>
-      </w:r>
-    </w:p>
-    <w:p>
-      <w:pPr>
-        <w:pStyle w:val="ListBullet"/>
-      </w:pPr>
-      <w:r>
-        <w:t>Gather feedback for future scalability plans.</w:t>
+        <w:t>---</w:t>
       </w:r>
     </w:p>
     <w:p>
@@ -48,6 +34,11 @@
       </w:pPr>
       <w:r>
         <w:t>2. Demonstration Agenda</w:t>
+      </w:r>
+    </w:p>
+    <w:p>
+      <w:r>
+        <w:t>The presentation is organized as follows:</w:t>
       </w:r>
     </w:p>
     <w:tbl>
@@ -74,7 +65,7 @@
                 <w:b/>
                 <w:color w:val="FFFFFF"/>
               </w:rPr>
-              <w:t>Time</w:t>
+              <w:t>Segment</w:t>
             </w:r>
           </w:p>
         </w:tc>
@@ -89,7 +80,7 @@
                 <w:b/>
                 <w:color w:val="FFFFFF"/>
               </w:rPr>
-              <w:t>Segment</w:t>
+              <w:t>Duration</w:t>
             </w:r>
           </w:p>
         </w:tc>
@@ -131,7 +122,7 @@
           </w:tcPr>
           <w:p>
             <w:r>
-              <w:t>**00:00 - 00:02**</w:t>
+              <w:t>**1. Intro &amp; Scope**</w:t>
             </w:r>
           </w:p>
         </w:tc>
@@ -141,7 +132,7 @@
           </w:tcPr>
           <w:p>
             <w:r>
-              <w:t>Introduction</w:t>
+              <w:t>2 Minutes</w:t>
             </w:r>
           </w:p>
         </w:tc>
@@ -151,7 +142,7 @@
           </w:tcPr>
           <w:p>
             <w:r>
-              <w:t>Lead Developer</w:t>
+              <w:t>Project Lead</w:t>
             </w:r>
           </w:p>
         </w:tc>
@@ -161,7 +152,7 @@
           </w:tcPr>
           <w:p>
             <w:r>
-              <w:t>Project scope and problem statement</w:t>
+              <w:t>High-level overview, target persona pain points</w:t>
             </w:r>
           </w:p>
         </w:tc>
@@ -174,7 +165,7 @@
           </w:tcPr>
           <w:p>
             <w:r>
-              <w:t>**00:02 - 00:04**</w:t>
+              <w:t>**2. ML Pipeline**</w:t>
             </w:r>
           </w:p>
         </w:tc>
@@ -185,7 +176,7 @@
           </w:tcPr>
           <w:p>
             <w:r>
-              <w:t>ML Pipeline</w:t>
+              <w:t>3 Minutes</w:t>
             </w:r>
           </w:p>
         </w:tc>
@@ -207,7 +198,7 @@
           </w:tcPr>
           <w:p>
             <w:r>
-              <w:t>Preprocessing, model training, evaluation metrics</w:t>
+              <w:t>Preprocessing modules, regression coefficients, $R^2$ scores</w:t>
             </w:r>
           </w:p>
         </w:tc>
@@ -219,7 +210,7 @@
           </w:tcPr>
           <w:p>
             <w:r>
-              <w:t>**00:04 - 00:08**</w:t>
+              <w:t>**3. Live Walkthrough**</w:t>
             </w:r>
           </w:p>
         </w:tc>
@@ -229,7 +220,7 @@
           </w:tcPr>
           <w:p>
             <w:r>
-              <w:t>Live App Walkthrough</w:t>
+              <w:t>4 Minutes</w:t>
             </w:r>
           </w:p>
         </w:tc>
@@ -239,7 +230,7 @@
           </w:tcPr>
           <w:p>
             <w:r>
-              <w:t>Full Stack Dev</w:t>
+              <w:t>Frontend Developer</w:t>
             </w:r>
           </w:p>
         </w:tc>
@@ -249,7 +240,7 @@
           </w:tcPr>
           <w:p>
             <w:r>
-              <w:t>Landing page, interactive input form, results page</w:t>
+              <w:t>Interactive simulations (Scenarios 1 &amp; 3), visual gauges</w:t>
             </w:r>
           </w:p>
         </w:tc>
@@ -262,7 +253,7 @@
           </w:tcPr>
           <w:p>
             <w:r>
-              <w:t>**00:08 - 00:10**</w:t>
+              <w:t>**4. Wrap-up &amp; Q&amp;A**</w:t>
             </w:r>
           </w:p>
         </w:tc>
@@ -273,7 +264,7 @@
           </w:tcPr>
           <w:p>
             <w:r>
-              <w:t>Conclusion &amp; Q&amp;A</w:t>
+              <w:t>1 Minute</w:t>
             </w:r>
           </w:p>
         </w:tc>
@@ -295,18 +286,23 @@
           </w:tcPr>
           <w:p>
             <w:r>
-              <w:t>Model implications and future extensions</w:t>
+              <w:t>Scalability roadmap, API setups</w:t>
             </w:r>
           </w:p>
         </w:tc>
       </w:tr>
     </w:tbl>
     <w:p>
+      <w:r>
+        <w:t>---</w:t>
+      </w:r>
+    </w:p>
+    <w:p>
       <w:pPr>
         <w:pStyle w:val="Heading2"/>
       </w:pPr>
       <w:r>
-        <w:t>3. Live Demonstration Script</w:t>
+        <w:t>3. Detailed Walkthrough Script</w:t>
       </w:r>
     </w:p>
     <w:p>
@@ -369,7 +365,7 @@
         <w:pStyle w:val="ListBullet"/>
       </w:pPr>
       <w:r>
-        <w:t>Input: Life Exp=82, EYS=16, MYS=13, GNI=55000.</w:t>
+        <w:t>Input: Life Exp=`82`, EYS=`16`, MYS=`13`, GNI=`55000`.</w:t>
       </w:r>
     </w:p>
     <w:p>
@@ -377,7 +373,7 @@
         <w:pStyle w:val="ListBullet"/>
       </w:pPr>
       <w:r>
-        <w:t>Expected: Tier classifications change to "Very High" (green). Show the recommendations and position on the gauge.</w:t>
+        <w:t>Expected: Tier classifications change to "Very High" (🟢 green badge). Show the recommendations and position on the gauge.</w:t>
       </w:r>
     </w:p>
     <w:p>
@@ -400,7 +396,7 @@
         <w:pStyle w:val="ListBullet"/>
       </w:pPr>
       <w:r>
-        <w:t>Input: Life Exp=52, EYS=5, MYS=3, GNI=1500.</w:t>
+        <w:t>Input: Life Exp=`52`, EYS=`5`, MYS=`3`, GNI=`1500`.</w:t>
       </w:r>
     </w:p>
     <w:p>
@@ -408,7 +404,7 @@
         <w:pStyle w:val="ListBullet"/>
       </w:pPr>
       <w:r>
-        <w:t>Expected: Score drops, tier changes to "Low" (red), highlighting the urgent intervention list.</w:t>
+        <w:t>Expected: Score drops, tier changes to "Low" (🔴 red badge), highlighting the urgent intervention list.</w:t>
       </w:r>
     </w:p>
     <w:sectPr>
